--- a/HW1.docx
+++ b/HW1.docx
@@ -23,12 +23,42 @@
         </w:rPr>
         <w:t>تمرین اول</w:t>
       </w:r>
+      <w:r>
+        <w:rPr>
+          <w:rFonts w:cstheme="minorHAnsi" w:hint="cs"/>
+          <w:sz w:val="32"/>
+          <w:szCs w:val="32"/>
+          <w:rtl/>
+          <w:lang w:bidi="fa-IR"/>
+        </w:rPr>
+        <w:t xml:space="preserve"> </w:t>
+      </w:r>
+      <w:r>
+        <w:rPr>
+          <w:rFonts w:cstheme="minorHAnsi"/>
+          <w:sz w:val="32"/>
+          <w:szCs w:val="32"/>
+          <w:rtl/>
+          <w:lang w:bidi="fa-IR"/>
+        </w:rPr>
+        <w:t>–</w:t>
+      </w:r>
+      <w:r>
+        <w:rPr>
+          <w:rFonts w:cstheme="minorHAnsi" w:hint="cs"/>
+          <w:sz w:val="32"/>
+          <w:szCs w:val="32"/>
+          <w:rtl/>
+          <w:lang w:bidi="fa-IR"/>
+        </w:rPr>
+        <w:t xml:space="preserve"> گروه ۲۲</w:t>
+      </w:r>
     </w:p>
     <w:p>
       <w:pPr>
         <w:bidi/>
         <w:rPr>
-          <w:rFonts w:cstheme="minorHAnsi" w:hint="cs"/>
+          <w:rFonts w:cstheme="minorHAnsi"/>
           <w:sz w:val="24"/>
           <w:szCs w:val="24"/>
           <w:lang w:bidi="fa-IR"/>
@@ -103,37 +133,7 @@
             <w:szCs w:val="24"/>
             <w:lang w:bidi="fa-IR"/>
           </w:rPr>
-          <w:t>https://github.com/phatemek/Softw</w:t>
-        </w:r>
-        <w:r>
-          <w:rPr>
-            <w:rStyle w:val="Hyperlink"/>
-            <w:rFonts w:cstheme="minorHAnsi"/>
-            <w:sz w:val="24"/>
-            <w:szCs w:val="24"/>
-            <w:lang w:bidi="fa-IR"/>
-          </w:rPr>
-          <w:t>a</w:t>
-        </w:r>
-        <w:r>
-          <w:rPr>
-            <w:rStyle w:val="Hyperlink"/>
-            <w:rFonts w:cstheme="minorHAnsi"/>
-            <w:sz w:val="24"/>
-            <w:szCs w:val="24"/>
-            <w:lang w:bidi="fa-IR"/>
-          </w:rPr>
-          <w:t>re-Testi</w:t>
-        </w:r>
-        <w:r>
-          <w:rPr>
-            <w:rStyle w:val="Hyperlink"/>
-            <w:rFonts w:cstheme="minorHAnsi"/>
-            <w:sz w:val="24"/>
-            <w:szCs w:val="24"/>
-            <w:lang w:bidi="fa-IR"/>
-          </w:rPr>
-          <w:t>ng</w:t>
+          <w:t>https://github.com/phatemek/Software-Testing</w:t>
         </w:r>
       </w:hyperlink>
     </w:p>
@@ -141,7 +141,7 @@
       <w:pPr>
         <w:bidi/>
         <w:rPr>
-          <w:rFonts w:cstheme="minorHAnsi" w:hint="cs"/>
+          <w:rFonts w:cstheme="minorHAnsi"/>
           <w:sz w:val="24"/>
           <w:szCs w:val="24"/>
           <w:rtl/>
@@ -166,8 +166,89 @@
           <w:rtl/>
           <w:lang w:bidi="fa-IR"/>
         </w:rPr>
-        <w:t xml:space="preserve">: </w:t>
-      </w:r>
+        <w:t>:</w:t>
+      </w:r>
+      <w:r>
+        <w:rPr>
+          <w:rFonts w:cstheme="minorHAnsi"/>
+          <w:sz w:val="24"/>
+          <w:szCs w:val="24"/>
+          <w:rtl/>
+          <w:lang w:bidi="fa-IR"/>
+        </w:rPr>
+        <w:tab/>
+      </w:r>
+      <w:r>
+        <w:rPr>
+          <w:rFonts w:cstheme="minorHAnsi"/>
+          <w:sz w:val="24"/>
+          <w:szCs w:val="24"/>
+          <w:rtl/>
+          <w:lang w:bidi="fa-IR"/>
+        </w:rPr>
+        <w:tab/>
+      </w:r>
+      <w:r>
+        <w:rPr>
+          <w:rFonts w:cstheme="minorHAnsi"/>
+          <w:sz w:val="24"/>
+          <w:szCs w:val="24"/>
+          <w:rtl/>
+          <w:lang w:bidi="fa-IR"/>
+        </w:rPr>
+        <w:tab/>
+      </w:r>
+      <w:r>
+        <w:rPr>
+          <w:rFonts w:cstheme="minorHAnsi"/>
+          <w:sz w:val="24"/>
+          <w:szCs w:val="24"/>
+          <w:rtl/>
+          <w:lang w:bidi="fa-IR"/>
+        </w:rPr>
+        <w:tab/>
+      </w:r>
+      <w:r>
+        <w:rPr>
+          <w:rFonts w:cstheme="minorHAnsi" w:hint="cs"/>
+          <w:sz w:val="24"/>
+          <w:szCs w:val="24"/>
+          <w:rtl/>
+          <w:lang w:bidi="fa-IR"/>
+        </w:rPr>
+        <w:t xml:space="preserve"> </w:t>
+      </w:r>
+      <w:r>
+        <w:rPr>
+          <w:rFonts w:cs="Calibri"/>
+          <w:sz w:val="24"/>
+          <w:szCs w:val="24"/>
+          <w:rtl/>
+          <w:lang w:bidi="fa-IR"/>
+        </w:rPr>
+        <w:t>7</w:t>
+      </w:r>
+      <w:r>
+        <w:rPr>
+          <w:rFonts w:cstheme="minorHAnsi"/>
+          <w:sz w:val="24"/>
+          <w:szCs w:val="24"/>
+          <w:lang w:bidi="fa-IR"/>
+        </w:rPr>
+        <w:t>ada7e85727aaf32a47902916184c8bda49acff0</w:t>
+      </w:r>
+    </w:p>
+    <w:p>
+      <w:pPr>
+        <w:bidi/>
+        <w:rPr>
+          <w:rFonts w:cstheme="minorHAnsi"/>
+          <w:sz w:val="32"/>
+          <w:szCs w:val="32"/>
+          <w:rtl/>
+          <w:lang w:bidi="fa-IR"/>
+        </w:rPr>
+      </w:pPr>
     </w:p>
     <w:p>
       <w:pPr>
@@ -1895,6 +1976,7 @@
           <w:rFonts w:cstheme="minorHAnsi"/>
           <w:sz w:val="24"/>
           <w:szCs w:val="24"/>
+          <w:rtl/>
           <w:lang w:bidi="fa-IR"/>
         </w:rPr>
       </w:pPr>
@@ -1907,6 +1989,225 @@
           <w:lang w:bidi="fa-IR"/>
         </w:rPr>
         <w:t>۲.</w:t>
+      </w:r>
+      <w:r>
+        <w:rPr>
+          <w:rFonts w:cstheme="minorHAnsi"/>
+          <w:sz w:val="24"/>
+          <w:szCs w:val="24"/>
+          <w:lang w:bidi="fa-IR"/>
+        </w:rPr>
+        <w:t xml:space="preserve"> </w:t>
+      </w:r>
+      <w:r>
+        <w:rPr>
+          <w:rFonts w:cstheme="minorHAnsi"/>
+          <w:sz w:val="24"/>
+          <w:szCs w:val="24"/>
+          <w:rtl/>
+          <w:lang w:bidi="fa-IR"/>
+        </w:rPr>
+        <w:t>شرایطی که موجب پیش آمدن اتفاقات غیرقابل قبول و یا پاسخ‌های نادرست در اجرای یک برنامه به صورت</w:t>
+      </w:r>
+      <w:r>
+        <w:rPr>
+          <w:rFonts w:cstheme="minorHAnsi"/>
+          <w:sz w:val="24"/>
+          <w:szCs w:val="24"/>
+          <w:lang w:bidi="fa-IR"/>
+        </w:rPr>
+        <w:t xml:space="preserve"> Multi-threaded </w:t>
+      </w:r>
+      <w:r>
+        <w:rPr>
+          <w:rFonts w:cstheme="minorHAnsi"/>
+          <w:sz w:val="24"/>
+          <w:szCs w:val="24"/>
+          <w:rtl/>
+          <w:lang w:bidi="fa-IR"/>
+        </w:rPr>
+        <w:t>می‌شود</w:t>
+      </w:r>
+      <w:r>
+        <w:rPr>
+          <w:rFonts w:cstheme="minorHAnsi" w:hint="cs"/>
+          <w:sz w:val="24"/>
+          <w:szCs w:val="24"/>
+          <w:rtl/>
+          <w:lang w:bidi="fa-IR"/>
+        </w:rPr>
+        <w:t xml:space="preserve"> (</w:t>
+      </w:r>
+      <w:r>
+        <w:rPr>
+          <w:rFonts w:cstheme="minorHAnsi"/>
+          <w:sz w:val="24"/>
+          <w:szCs w:val="24"/>
+          <w:lang w:bidi="fa-IR"/>
+        </w:rPr>
+        <w:t>deadlock, race condition, …</w:t>
+      </w:r>
+      <w:r>
+        <w:rPr>
+          <w:rFonts w:cstheme="minorHAnsi" w:hint="cs"/>
+          <w:sz w:val="24"/>
+          <w:szCs w:val="24"/>
+          <w:rtl/>
+          <w:lang w:bidi="fa-IR"/>
+        </w:rPr>
+        <w:t xml:space="preserve">) </w:t>
+      </w:r>
+      <w:r>
+        <w:rPr>
+          <w:rFonts w:cstheme="minorHAnsi"/>
+          <w:sz w:val="24"/>
+          <w:szCs w:val="24"/>
+          <w:rtl/>
+          <w:lang w:bidi="fa-IR"/>
+        </w:rPr>
+        <w:t>عموما شرایط پیچیده و دارای</w:t>
+      </w:r>
+      <w:r>
+        <w:rPr>
+          <w:rFonts w:cstheme="minorHAnsi"/>
+          <w:sz w:val="24"/>
+          <w:szCs w:val="24"/>
+          <w:lang w:bidi="fa-IR"/>
+        </w:rPr>
+        <w:t xml:space="preserve"> randomness </w:t>
+      </w:r>
+      <w:r>
+        <w:rPr>
+          <w:rFonts w:cstheme="minorHAnsi"/>
+          <w:sz w:val="24"/>
+          <w:szCs w:val="24"/>
+          <w:rtl/>
+          <w:lang w:bidi="fa-IR"/>
+        </w:rPr>
+        <w:t>زیاد می‌باشند. برای مثال کوچک‌ترین اختلاف‌ها بین زمان اجرای برنامه توسط</w:t>
+      </w:r>
+      <w:r>
+        <w:rPr>
+          <w:rFonts w:cstheme="minorHAnsi"/>
+          <w:sz w:val="24"/>
+          <w:szCs w:val="24"/>
+          <w:lang w:bidi="fa-IR"/>
+        </w:rPr>
+        <w:t xml:space="preserve"> thread</w:t>
+      </w:r>
+      <w:r>
+        <w:rPr>
+          <w:rFonts w:cstheme="minorHAnsi"/>
+          <w:sz w:val="24"/>
+          <w:szCs w:val="24"/>
+          <w:rtl/>
+          <w:lang w:bidi="fa-IR"/>
+        </w:rPr>
+        <w:t>ها(که امری غیر قابل کنترل در</w:t>
+      </w:r>
+      <w:r>
+        <w:rPr>
+          <w:rFonts w:cstheme="minorHAnsi"/>
+          <w:sz w:val="24"/>
+          <w:szCs w:val="24"/>
+          <w:lang w:bidi="fa-IR"/>
+        </w:rPr>
+        <w:t xml:space="preserve"> unit test</w:t>
+      </w:r>
+      <w:r>
+        <w:rPr>
+          <w:rFonts w:cstheme="minorHAnsi"/>
+          <w:sz w:val="24"/>
+          <w:szCs w:val="24"/>
+          <w:rtl/>
+          <w:lang w:bidi="fa-IR"/>
+        </w:rPr>
+        <w:t>ها می‌باشد) می‌تواند باعث به وجود آمدن یا نیامد یک</w:t>
+      </w:r>
+      <w:r>
+        <w:rPr>
+          <w:rFonts w:cstheme="minorHAnsi"/>
+          <w:sz w:val="24"/>
+          <w:szCs w:val="24"/>
+          <w:lang w:bidi="fa-IR"/>
+        </w:rPr>
+        <w:t xml:space="preserve"> deadlock </w:t>
+      </w:r>
+      <w:r>
+        <w:rPr>
+          <w:rFonts w:cstheme="minorHAnsi"/>
+          <w:sz w:val="24"/>
+          <w:szCs w:val="24"/>
+          <w:rtl/>
+          <w:lang w:bidi="fa-IR"/>
+        </w:rPr>
+        <w:t>یا</w:t>
+      </w:r>
+      <w:r>
+        <w:rPr>
+          <w:rFonts w:cstheme="minorHAnsi"/>
+          <w:sz w:val="24"/>
+          <w:szCs w:val="24"/>
+          <w:lang w:bidi="fa-IR"/>
+        </w:rPr>
+        <w:t xml:space="preserve"> race condition </w:t>
+      </w:r>
+      <w:r>
+        <w:rPr>
+          <w:rFonts w:cstheme="minorHAnsi"/>
+          <w:sz w:val="24"/>
+          <w:szCs w:val="24"/>
+          <w:rtl/>
+          <w:lang w:bidi="fa-IR"/>
+        </w:rPr>
+        <w:t>شود و بنابراین صرفاً با اجرا کردن برنامه به صورت</w:t>
+      </w:r>
+      <w:r>
+        <w:rPr>
+          <w:rFonts w:cstheme="minorHAnsi"/>
+          <w:sz w:val="24"/>
+          <w:szCs w:val="24"/>
+          <w:lang w:bidi="fa-IR"/>
+        </w:rPr>
+        <w:t xml:space="preserve"> Multi-threaded </w:t>
+      </w:r>
+      <w:r>
+        <w:rPr>
+          <w:rFonts w:cstheme="minorHAnsi"/>
+          <w:sz w:val="24"/>
+          <w:szCs w:val="24"/>
+          <w:rtl/>
+          <w:lang w:bidi="fa-IR"/>
+        </w:rPr>
+        <w:t>در</w:t>
+      </w:r>
+      <w:r>
+        <w:rPr>
+          <w:rFonts w:cstheme="minorHAnsi"/>
+          <w:sz w:val="24"/>
+          <w:szCs w:val="24"/>
+          <w:lang w:bidi="fa-IR"/>
+        </w:rPr>
+        <w:t xml:space="preserve"> unit test</w:t>
+      </w:r>
+      <w:r>
+        <w:rPr>
+          <w:rFonts w:cstheme="minorHAnsi"/>
+          <w:sz w:val="24"/>
+          <w:szCs w:val="24"/>
+          <w:rtl/>
+          <w:lang w:bidi="fa-IR"/>
+        </w:rPr>
+        <w:t>ها نمی‌توانیم تضمین کنیم که آن شرایط پیچیده را پدید می‌آوریم و همواره ممکن است در یک بار اجرای تست مشکلی پیش نیاید و در اجرای بعدی دچار مشکل شود</w:t>
+      </w:r>
+      <w:r>
+        <w:rPr>
+          <w:rFonts w:cstheme="minorHAnsi"/>
+          <w:sz w:val="24"/>
+          <w:szCs w:val="24"/>
+          <w:lang w:bidi="fa-IR"/>
+        </w:rPr>
+        <w:t>.</w:t>
       </w:r>
     </w:p>
     <w:p>
@@ -1914,7 +2215,495 @@
         <w:bidi/>
         <w:jc w:val="both"/>
         <w:rPr>
-          <w:rFonts w:cstheme="minorHAnsi" w:hint="cs"/>
+          <w:rFonts w:cstheme="minorHAnsi"/>
+          <w:sz w:val="24"/>
+          <w:szCs w:val="24"/>
+          <w:rtl/>
+          <w:lang w:bidi="fa-IR"/>
+        </w:rPr>
+      </w:pPr>
+      <w:r>
+        <w:rPr>
+          <w:rFonts w:cstheme="minorHAnsi" w:hint="cs"/>
+          <w:sz w:val="24"/>
+          <w:szCs w:val="24"/>
+          <w:rtl/>
+          <w:lang w:bidi="fa-IR"/>
+        </w:rPr>
+        <w:t>۳. در صورتی که به جای</w:t>
+      </w:r>
+      <w:r>
+        <w:rPr>
+          <w:rFonts w:cstheme="minorHAnsi"/>
+          <w:sz w:val="24"/>
+          <w:szCs w:val="24"/>
+          <w:lang w:bidi="fa-IR"/>
+        </w:rPr>
+        <w:t xml:space="preserve"> </w:t>
+      </w:r>
+      <w:r>
+        <w:rPr>
+          <w:rFonts w:cstheme="minorHAnsi" w:hint="cs"/>
+          <w:sz w:val="24"/>
+          <w:szCs w:val="24"/>
+          <w:rtl/>
+          <w:lang w:bidi="fa-IR"/>
+        </w:rPr>
+        <w:t xml:space="preserve">استفاده از </w:t>
+      </w:r>
+      <w:r>
+        <w:rPr>
+          <w:rFonts w:cstheme="minorHAnsi"/>
+          <w:sz w:val="24"/>
+          <w:szCs w:val="24"/>
+          <w:lang w:bidi="fa-IR"/>
+        </w:rPr>
+        <w:t>assert</w:t>
+      </w:r>
+      <w:r>
+        <w:rPr>
+          <w:rFonts w:cstheme="minorHAnsi" w:hint="cs"/>
+          <w:sz w:val="24"/>
+          <w:szCs w:val="24"/>
+          <w:rtl/>
+          <w:lang w:bidi="fa-IR"/>
+        </w:rPr>
+        <w:t xml:space="preserve">، خروجی را در کنسول چاپ کنیم، به ازای هر </w:t>
+      </w:r>
+      <w:r>
+        <w:rPr>
+          <w:rFonts w:cstheme="minorHAnsi"/>
+          <w:sz w:val="24"/>
+          <w:szCs w:val="24"/>
+          <w:lang w:bidi="fa-IR"/>
+        </w:rPr>
+        <w:t>unit test</w:t>
+      </w:r>
+      <w:r>
+        <w:rPr>
+          <w:rFonts w:cstheme="minorHAnsi" w:hint="cs"/>
+          <w:sz w:val="24"/>
+          <w:szCs w:val="24"/>
+          <w:rtl/>
+          <w:lang w:bidi="fa-IR"/>
+        </w:rPr>
+        <w:t xml:space="preserve"> مجبور می‌شویم درست بودن پاسخ آن را خودمان از طریق کنسول چک کنیم. این کار علاوه بر گرفتن زمان زیاد، ممکن است دچار خطا باشد به این دلیل که ممکن است بعضا خروجی تولید شده بسیار شبیه خروجی مورد انتظار باشد و ما متوجه خطای آن نشویم. همچنین در بعضی تست‌ها خروجی‌هایی تولید می‌شوند که به سادگی قابل چاپ در کنسول نیستند. برای مثال هنگامی که خروجی یک </w:t>
+      </w:r>
+      <w:r>
+        <w:rPr>
+          <w:rFonts w:cstheme="minorHAnsi"/>
+          <w:sz w:val="24"/>
+          <w:szCs w:val="24"/>
+          <w:lang w:bidi="fa-IR"/>
+        </w:rPr>
+        <w:t>object</w:t>
+      </w:r>
+      <w:r>
+        <w:rPr>
+          <w:rFonts w:cstheme="minorHAnsi" w:hint="cs"/>
+          <w:sz w:val="24"/>
+          <w:szCs w:val="24"/>
+          <w:rtl/>
+          <w:lang w:bidi="fa-IR"/>
+        </w:rPr>
+        <w:t xml:space="preserve"> است چاپ کردن و چک کردن آن </w:t>
+      </w:r>
+      <w:r>
+        <w:rPr>
+          <w:rFonts w:cstheme="minorHAnsi" w:hint="cs"/>
+          <w:sz w:val="24"/>
+          <w:szCs w:val="24"/>
+          <w:rtl/>
+          <w:lang w:bidi="fa-IR"/>
+        </w:rPr>
+        <w:t xml:space="preserve">کار ساده‌ای نیست و با استفاده از </w:t>
+      </w:r>
+      <w:r>
+        <w:rPr>
+          <w:rFonts w:cstheme="minorHAnsi"/>
+          <w:sz w:val="24"/>
+          <w:szCs w:val="24"/>
+          <w:lang w:bidi="fa-IR"/>
+        </w:rPr>
+        <w:t>assert</w:t>
+      </w:r>
+      <w:r>
+        <w:rPr>
+          <w:rFonts w:cstheme="minorHAnsi" w:hint="cs"/>
+          <w:sz w:val="24"/>
+          <w:szCs w:val="24"/>
+          <w:rtl/>
+          <w:lang w:bidi="fa-IR"/>
+        </w:rPr>
+        <w:t xml:space="preserve"> بسیار ساده‌تر انجام می‌شود.</w:t>
+      </w:r>
+    </w:p>
+    <w:p>
+      <w:pPr>
+        <w:bidi/>
+        <w:jc w:val="both"/>
+        <w:rPr>
+          <w:rFonts w:cstheme="minorHAnsi"/>
+          <w:sz w:val="24"/>
+          <w:szCs w:val="24"/>
+          <w:rtl/>
+          <w:lang w:bidi="fa-IR"/>
+        </w:rPr>
+      </w:pPr>
+      <w:r>
+        <w:rPr>
+          <w:rFonts w:cstheme="minorHAnsi" w:hint="cs"/>
+          <w:sz w:val="24"/>
+          <w:szCs w:val="24"/>
+          <w:rtl/>
+          <w:lang w:bidi="fa-IR"/>
+        </w:rPr>
+        <w:t>۴.</w:t>
+      </w:r>
+    </w:p>
+    <w:p>
+      <w:pPr>
+        <w:bidi/>
+        <w:jc w:val="both"/>
+        <w:rPr>
+          <w:rFonts w:cstheme="minorHAnsi"/>
+          <w:sz w:val="24"/>
+          <w:szCs w:val="24"/>
+          <w:rtl/>
+          <w:lang w:bidi="fa-IR"/>
+        </w:rPr>
+      </w:pPr>
+      <w:r>
+        <w:rPr>
+          <w:rFonts w:cstheme="minorHAnsi" w:hint="cs"/>
+          <w:sz w:val="24"/>
+          <w:szCs w:val="24"/>
+          <w:rtl/>
+          <w:lang w:bidi="fa-IR"/>
+        </w:rPr>
+        <w:t xml:space="preserve">الف) در این تست باید از </w:t>
+      </w:r>
+      <w:r>
+        <w:rPr>
+          <w:rFonts w:cstheme="minorHAnsi"/>
+          <w:sz w:val="24"/>
+          <w:szCs w:val="24"/>
+          <w:lang w:bidi="fa-IR"/>
+        </w:rPr>
+        <w:t>Assertions.assertThrows</w:t>
+      </w:r>
+      <w:r>
+        <w:rPr>
+          <w:rFonts w:cstheme="minorHAnsi" w:hint="cs"/>
+          <w:sz w:val="24"/>
+          <w:szCs w:val="24"/>
+          <w:rtl/>
+          <w:lang w:bidi="fa-IR"/>
+        </w:rPr>
+        <w:t xml:space="preserve"> استفاده کرد. در صورت استفاده از </w:t>
+      </w:r>
+      <w:r>
+        <w:rPr>
+          <w:rFonts w:cstheme="minorHAnsi"/>
+          <w:sz w:val="24"/>
+          <w:szCs w:val="24"/>
+          <w:lang w:bidi="fa-IR"/>
+        </w:rPr>
+        <w:t>expects Exception</w:t>
+      </w:r>
+      <w:r>
+        <w:rPr>
+          <w:rFonts w:cstheme="minorHAnsi" w:hint="cs"/>
+          <w:sz w:val="24"/>
+          <w:szCs w:val="24"/>
+          <w:rtl/>
+          <w:lang w:bidi="fa-IR"/>
+        </w:rPr>
+        <w:t xml:space="preserve"> تنها می‌توان مطمئن بود که کل تست </w:t>
+      </w:r>
+      <w:r>
+        <w:rPr>
+          <w:rFonts w:cstheme="minorHAnsi" w:hint="cs"/>
+          <w:sz w:val="24"/>
+          <w:szCs w:val="24"/>
+          <w:rtl/>
+          <w:lang w:bidi="fa-IR"/>
+        </w:rPr>
+        <w:t xml:space="preserve">یک استثنا پرتاب می‌کند اما مشخص نیست که دقیقا کدام بخش از کد آن را پرتاب کرده است. </w:t>
+      </w:r>
+      <w:r>
+        <w:rPr>
+          <w:rFonts w:cstheme="minorHAnsi"/>
+          <w:sz w:val="24"/>
+          <w:szCs w:val="24"/>
+          <w:rtl/>
+          <w:lang w:bidi="fa-IR"/>
+        </w:rPr>
+        <w:t>این باعث می‌شود اگر استثنا در جایی غیرمنتظره از کد رخ دهد، تست همچنان موفق باشد، در حالی که باید شکست می‌خورد</w:t>
+      </w:r>
+      <w:r>
+        <w:rPr>
+          <w:rFonts w:cstheme="minorHAnsi"/>
+          <w:sz w:val="24"/>
+          <w:szCs w:val="24"/>
+          <w:lang w:bidi="fa-IR"/>
+        </w:rPr>
+        <w:t>.</w:t>
+      </w:r>
+      <w:r>
+        <w:rPr>
+          <w:rFonts w:cstheme="minorHAnsi" w:hint="cs"/>
+          <w:sz w:val="24"/>
+          <w:szCs w:val="24"/>
+          <w:rtl/>
+          <w:lang w:bidi="fa-IR"/>
+        </w:rPr>
+        <w:t xml:space="preserve"> همچنین در استفاده از </w:t>
+      </w:r>
+      <w:r>
+        <w:rPr>
+          <w:rFonts w:cstheme="minorHAnsi"/>
+          <w:sz w:val="24"/>
+          <w:szCs w:val="24"/>
+          <w:lang w:bidi="fa-IR"/>
+        </w:rPr>
+        <w:t>expects Exception</w:t>
+      </w:r>
+      <w:r>
+        <w:rPr>
+          <w:rFonts w:cstheme="minorHAnsi" w:hint="cs"/>
+          <w:sz w:val="24"/>
+          <w:szCs w:val="24"/>
+          <w:rtl/>
+          <w:lang w:bidi="fa-IR"/>
+        </w:rPr>
+        <w:t xml:space="preserve"> نوع دقیق استثنای مورد انتظار مشخص نیست. کد جایگزین به این شکل است:</w:t>
+      </w:r>
+    </w:p>
+    <w:p>
+      <w:pPr>
+        <w:spacing w:after="0" w:line="240" w:lineRule="auto"/>
+        <w:rPr>
+          <w:rFonts w:ascii="American Typewriter" w:hAnsi="American Typewriter"/>
+        </w:rPr>
+      </w:pPr>
+      <w:r>
+        <w:rPr>
+          <w:rStyle w:val="hljs-meta"/>
+          <w:rFonts w:ascii="American Typewriter" w:hAnsi="American Typewriter"/>
+        </w:rPr>
+        <w:t>@Test</w:t>
+      </w:r>
+    </w:p>
+    <w:p>
+      <w:pPr>
+        <w:spacing w:after="0" w:line="240" w:lineRule="auto"/>
+        <w:rPr>
+          <w:rFonts w:ascii="American Typewriter" w:hAnsi="American Typewriter"/>
+        </w:rPr>
+      </w:pPr>
+      <w:r>
+        <w:rPr>
+          <w:rStyle w:val="hljs-keyword"/>
+          <w:rFonts w:ascii="American Typewriter" w:hAnsi="American Typewriter"/>
+        </w:rPr>
+        <w:t>void</w:t>
+      </w:r>
+      <w:r>
+        <w:rPr>
+          <w:rFonts w:ascii="American Typewriter" w:hAnsi="American Typewriter"/>
+        </w:rPr>
+        <w:t xml:space="preserve"> </w:t>
+      </w:r>
+      <w:proofErr w:type="gramStart"/>
+      <w:r>
+        <w:rPr>
+          <w:rStyle w:val="hljs-title"/>
+          <w:rFonts w:ascii="American Typewriter" w:hAnsi="American Typewriter"/>
+        </w:rPr>
+        <w:t>testB</w:t>
+      </w:r>
+      <w:r>
+        <w:rPr>
+          <w:rStyle w:val="hljs-params"/>
+          <w:rFonts w:ascii="American Typewriter" w:hAnsi="American Typewriter"/>
+        </w:rPr>
+        <w:t>(</w:t>
+      </w:r>
+      <w:proofErr w:type="gramEnd"/>
+      <w:r>
+        <w:rPr>
+          <w:rStyle w:val="hljs-params"/>
+          <w:rFonts w:ascii="American Typewriter" w:hAnsi="American Typewriter"/>
+        </w:rPr>
+        <w:t>)</w:t>
+      </w:r>
+      <w:r>
+        <w:rPr>
+          <w:rFonts w:ascii="American Typewriter" w:hAnsi="American Typewriter"/>
+        </w:rPr>
+        <w:t xml:space="preserve"> { </w:t>
+      </w:r>
+    </w:p>
+    <w:p>
+      <w:pPr>
+        <w:spacing w:after="0" w:line="240" w:lineRule="auto"/>
+        <w:ind w:firstLine="720"/>
+        <w:rPr>
+          <w:rFonts w:ascii="American Typewriter" w:hAnsi="American Typewriter"/>
+        </w:rPr>
+      </w:pPr>
+      <w:r>
+        <w:rPr>
+          <w:rStyle w:val="hljs-type"/>
+          <w:rFonts w:ascii="American Typewriter" w:hAnsi="American Typewriter"/>
+        </w:rPr>
+        <w:t>int</w:t>
+      </w:r>
+      <w:r>
+        <w:rPr>
+          <w:rFonts w:ascii="American Typewriter" w:hAnsi="American Typewriter"/>
+        </w:rPr>
+        <w:t xml:space="preserve"> </w:t>
+      </w:r>
+      <w:r>
+        <w:rPr>
+          <w:rStyle w:val="hljs-variable"/>
+          <w:rFonts w:ascii="American Typewriter" w:hAnsi="American Typewriter"/>
+        </w:rPr>
+        <w:t>badInput</w:t>
+      </w:r>
+      <w:r>
+        <w:rPr>
+          <w:rFonts w:ascii="American Typewriter" w:hAnsi="American Typewriter"/>
+        </w:rPr>
+        <w:t xml:space="preserve"> </w:t>
+      </w:r>
+      <w:r>
+        <w:rPr>
+          <w:rStyle w:val="hljs-operator"/>
+          <w:rFonts w:ascii="American Typewriter" w:hAnsi="American Typewriter"/>
+        </w:rPr>
+        <w:t>=</w:t>
+      </w:r>
+      <w:r>
+        <w:rPr>
+          <w:rFonts w:ascii="American Typewriter" w:hAnsi="American Typewriter"/>
+        </w:rPr>
+        <w:t xml:space="preserve"> </w:t>
+      </w:r>
+      <w:r>
+        <w:rPr>
+          <w:rStyle w:val="hljs-number"/>
+          <w:rFonts w:ascii="American Typewriter" w:hAnsi="American Typewriter"/>
+        </w:rPr>
+        <w:t>0</w:t>
+      </w:r>
+      <w:r>
+        <w:rPr>
+          <w:rFonts w:ascii="American Typewriter" w:hAnsi="American Typewriter"/>
+        </w:rPr>
+        <w:t xml:space="preserve">; </w:t>
+      </w:r>
+    </w:p>
+    <w:p>
+      <w:pPr>
+        <w:spacing w:after="0" w:line="240" w:lineRule="auto"/>
+        <w:ind w:firstLine="720"/>
+        <w:rPr>
+          <w:rFonts w:ascii="American Typewriter" w:hAnsi="American Typewriter"/>
+        </w:rPr>
+      </w:pPr>
+      <w:r>
+        <w:rPr>
+          <w:rFonts w:ascii="American Typewriter" w:hAnsi="American Typewriter"/>
+        </w:rPr>
+        <w:t xml:space="preserve">Assertions.assertThrows(IllegalArgumentException.class, () -&gt; { </w:t>
+      </w:r>
+    </w:p>
+    <w:p>
+      <w:pPr>
+        <w:spacing w:after="0" w:line="240" w:lineRule="auto"/>
+        <w:ind w:left="720" w:firstLine="720"/>
+        <w:rPr>
+          <w:rFonts w:ascii="American Typewriter" w:hAnsi="American Typewriter"/>
+        </w:rPr>
+      </w:pPr>
+      <w:r>
+        <w:rPr>
+          <w:rStyle w:val="hljs-keyword"/>
+          <w:rFonts w:ascii="American Typewriter" w:hAnsi="American Typewriter"/>
+        </w:rPr>
+        <w:t>new</w:t>
+      </w:r>
+      <w:r>
+        <w:rPr>
+          <w:rFonts w:ascii="American Typewriter" w:hAnsi="American Typewriter"/>
+        </w:rPr>
+        <w:t xml:space="preserve"> </w:t>
+      </w:r>
+      <w:r>
+        <w:rPr>
+          <w:rStyle w:val="hljs-title"/>
+          <w:rFonts w:ascii="American Typewriter" w:hAnsi="American Typewriter"/>
+        </w:rPr>
+        <w:t>AnotherClass</w:t>
+      </w:r>
+      <w:r>
+        <w:rPr>
+          <w:rFonts w:ascii="American Typewriter" w:hAnsi="American Typewriter"/>
+        </w:rPr>
+        <w:t>(</w:t>
+      </w:r>
+      <w:proofErr w:type="gramStart"/>
+      <w:r>
+        <w:rPr>
+          <w:rFonts w:ascii="American Typewriter" w:hAnsi="American Typewriter"/>
+        </w:rPr>
+        <w:t>).process</w:t>
+      </w:r>
+      <w:proofErr w:type="gramEnd"/>
+      <w:r>
+        <w:rPr>
+          <w:rFonts w:ascii="American Typewriter" w:hAnsi="American Typewriter"/>
+        </w:rPr>
+        <w:t xml:space="preserve">(badInput); </w:t>
+      </w:r>
+    </w:p>
+    <w:p>
+      <w:pPr>
+        <w:spacing w:after="0" w:line="240" w:lineRule="auto"/>
+        <w:ind w:firstLine="720"/>
+        <w:rPr>
+          <w:rFonts w:ascii="American Typewriter" w:hAnsi="American Typewriter"/>
+        </w:rPr>
+      </w:pPr>
+      <w:r>
+        <w:rPr>
+          <w:rFonts w:ascii="American Typewriter" w:hAnsi="American Typewriter"/>
+        </w:rPr>
+        <w:t xml:space="preserve">}); </w:t>
+      </w:r>
+    </w:p>
+    <w:p>
+      <w:pPr>
+        <w:spacing w:after="0" w:line="240" w:lineRule="auto"/>
+        <w:rPr>
+          <w:rFonts w:ascii="American Typewriter" w:hAnsi="American Typewriter"/>
+        </w:rPr>
+      </w:pPr>
+      <w:r>
+        <w:rPr>
+          <w:rFonts w:ascii="American Typewriter" w:hAnsi="American Typewriter"/>
+        </w:rPr>
+        <w:t>}</w:t>
+      </w:r>
+    </w:p>
+    <w:p>
+      <w:pPr>
+        <w:bidi/>
+        <w:rPr>
+          <w:rFonts w:ascii="American Typewriter" w:hAnsi="American Typewriter" w:cstheme="minorHAnsi"/>
           <w:sz w:val="24"/>
           <w:szCs w:val="24"/>
           <w:rtl/>
@@ -1927,10 +2716,10 @@
         <w:bidi/>
         <w:jc w:val="both"/>
         <w:rPr>
-          <w:rFonts w:cstheme="minorHAnsi"/>
-          <w:sz w:val="24"/>
-          <w:szCs w:val="24"/>
-          <w:rtl/>
+          <w:rStyle w:val="hljs-variable"/>
+          <w:rFonts w:cstheme="minorHAnsi"/>
+          <w:sz w:val="24"/>
+          <w:szCs w:val="24"/>
           <w:lang w:bidi="fa-IR"/>
         </w:rPr>
       </w:pPr>
@@ -1942,319 +2731,110 @@
           <w:rtl/>
           <w:lang w:bidi="fa-IR"/>
         </w:rPr>
-        <w:t>۳. در صورتی که به جای</w:t>
-      </w:r>
-      <w:r>
-        <w:rPr>
-          <w:rFonts w:cstheme="minorHAnsi"/>
-          <w:sz w:val="24"/>
-          <w:szCs w:val="24"/>
-          <w:lang w:bidi="fa-IR"/>
-        </w:rPr>
-        <w:t xml:space="preserve"> </w:t>
-      </w:r>
-      <w:r>
-        <w:rPr>
-          <w:rFonts w:cstheme="minorHAnsi" w:hint="cs"/>
-          <w:sz w:val="24"/>
-          <w:szCs w:val="24"/>
-          <w:rtl/>
-          <w:lang w:bidi="fa-IR"/>
-        </w:rPr>
-        <w:t xml:space="preserve">استفاده از </w:t>
-      </w:r>
-      <w:r>
-        <w:rPr>
-          <w:rFonts w:cstheme="minorHAnsi"/>
-          <w:sz w:val="24"/>
-          <w:szCs w:val="24"/>
-          <w:lang w:bidi="fa-IR"/>
-        </w:rPr>
-        <w:t>assert</w:t>
-      </w:r>
-      <w:r>
-        <w:rPr>
-          <w:rFonts w:cstheme="minorHAnsi" w:hint="cs"/>
-          <w:sz w:val="24"/>
-          <w:szCs w:val="24"/>
-          <w:rtl/>
-          <w:lang w:bidi="fa-IR"/>
-        </w:rPr>
-        <w:t xml:space="preserve">، خروجی را در کنسول چاپ کنیم، به ازای هر </w:t>
-      </w:r>
-      <w:r>
-        <w:rPr>
-          <w:rFonts w:cstheme="minorHAnsi"/>
-          <w:sz w:val="24"/>
-          <w:szCs w:val="24"/>
-          <w:lang w:bidi="fa-IR"/>
-        </w:rPr>
-        <w:t>unit test</w:t>
-      </w:r>
-      <w:r>
-        <w:rPr>
-          <w:rFonts w:cstheme="minorHAnsi" w:hint="cs"/>
-          <w:sz w:val="24"/>
-          <w:szCs w:val="24"/>
-          <w:rtl/>
-          <w:lang w:bidi="fa-IR"/>
-        </w:rPr>
-        <w:t xml:space="preserve"> مجبور می‌شویم درست بودن پاسخ آن را خودمان از طریق کنسول چک کنیم. این کار علاوه بر گرفتن زمان زیاد، ممکن است دچار خطا باشد به این دلیل که ممکن است بعضا خروجی تولید شده بسیار شبیه خروجی مورد انتظار باشد و ما متوجه خطای آن نشویم. همچنین در بعضی تست‌ها خروجی‌هایی تولید می‌شوند که به سادگی قابل چاپ در کنسول نیستند. برای مثال هنگامی که خروجی یک </w:t>
-      </w:r>
-      <w:r>
-        <w:rPr>
-          <w:rFonts w:cstheme="minorHAnsi"/>
-          <w:sz w:val="24"/>
-          <w:szCs w:val="24"/>
-          <w:lang w:bidi="fa-IR"/>
-        </w:rPr>
-        <w:t>object</w:t>
-      </w:r>
-      <w:r>
-        <w:rPr>
-          <w:rFonts w:cstheme="minorHAnsi" w:hint="cs"/>
-          <w:sz w:val="24"/>
-          <w:szCs w:val="24"/>
-          <w:rtl/>
-          <w:lang w:bidi="fa-IR"/>
-        </w:rPr>
-        <w:t xml:space="preserve"> است چاپ کردن و چک کردن آن </w:t>
-      </w:r>
-      <w:r>
-        <w:rPr>
-          <w:rFonts w:cstheme="minorHAnsi" w:hint="cs"/>
-          <w:sz w:val="24"/>
-          <w:szCs w:val="24"/>
-          <w:rtl/>
-          <w:lang w:bidi="fa-IR"/>
-        </w:rPr>
-        <w:t xml:space="preserve">کار ساده‌ای نیست و با استفاده از </w:t>
-      </w:r>
-      <w:r>
-        <w:rPr>
-          <w:rFonts w:cstheme="minorHAnsi"/>
-          <w:sz w:val="24"/>
-          <w:szCs w:val="24"/>
-          <w:lang w:bidi="fa-IR"/>
-        </w:rPr>
-        <w:t>assert</w:t>
-      </w:r>
-      <w:r>
-        <w:rPr>
-          <w:rFonts w:cstheme="minorHAnsi" w:hint="cs"/>
-          <w:sz w:val="24"/>
-          <w:szCs w:val="24"/>
-          <w:rtl/>
-          <w:lang w:bidi="fa-IR"/>
-        </w:rPr>
-        <w:t xml:space="preserve"> بسیار ساده‌تر انجام می‌شود.</w:t>
-      </w:r>
-    </w:p>
-    <w:p>
-      <w:pPr>
-        <w:bidi/>
-        <w:jc w:val="both"/>
-        <w:rPr>
-          <w:rFonts w:cstheme="minorHAnsi"/>
-          <w:sz w:val="24"/>
-          <w:szCs w:val="24"/>
-          <w:rtl/>
-          <w:lang w:bidi="fa-IR"/>
-        </w:rPr>
-      </w:pPr>
-      <w:r>
-        <w:rPr>
-          <w:rFonts w:cstheme="minorHAnsi" w:hint="cs"/>
-          <w:sz w:val="24"/>
-          <w:szCs w:val="24"/>
-          <w:rtl/>
-          <w:lang w:bidi="fa-IR"/>
-        </w:rPr>
-        <w:t>۴.</w:t>
-      </w:r>
-    </w:p>
-    <w:p>
-      <w:pPr>
-        <w:bidi/>
-        <w:jc w:val="both"/>
-        <w:rPr>
-          <w:rFonts w:cstheme="minorHAnsi"/>
-          <w:sz w:val="24"/>
-          <w:szCs w:val="24"/>
-          <w:rtl/>
-          <w:lang w:bidi="fa-IR"/>
-        </w:rPr>
-      </w:pPr>
-      <w:r>
-        <w:rPr>
-          <w:rFonts w:cstheme="minorHAnsi" w:hint="cs"/>
-          <w:sz w:val="24"/>
-          <w:szCs w:val="24"/>
-          <w:rtl/>
-          <w:lang w:bidi="fa-IR"/>
-        </w:rPr>
-        <w:t xml:space="preserve">الف) در این تست باید از </w:t>
-      </w:r>
-      <w:r>
-        <w:rPr>
-          <w:rFonts w:cstheme="minorHAnsi"/>
-          <w:sz w:val="24"/>
-          <w:szCs w:val="24"/>
-          <w:lang w:bidi="fa-IR"/>
-        </w:rPr>
-        <w:t>Assertions.assertThrows</w:t>
-      </w:r>
-      <w:r>
-        <w:rPr>
-          <w:rFonts w:cstheme="minorHAnsi" w:hint="cs"/>
-          <w:sz w:val="24"/>
-          <w:szCs w:val="24"/>
-          <w:rtl/>
-          <w:lang w:bidi="fa-IR"/>
-        </w:rPr>
-        <w:t xml:space="preserve"> استفاده کرد. در صورت استفاده از </w:t>
-      </w:r>
-      <w:r>
-        <w:rPr>
-          <w:rFonts w:cstheme="minorHAnsi"/>
-          <w:sz w:val="24"/>
-          <w:szCs w:val="24"/>
-          <w:lang w:bidi="fa-IR"/>
-        </w:rPr>
-        <w:t>expects Exception</w:t>
-      </w:r>
-      <w:r>
-        <w:rPr>
-          <w:rFonts w:cstheme="minorHAnsi" w:hint="cs"/>
-          <w:sz w:val="24"/>
-          <w:szCs w:val="24"/>
-          <w:rtl/>
-          <w:lang w:bidi="fa-IR"/>
-        </w:rPr>
-        <w:t xml:space="preserve"> تنها می‌توان مطمئن بود که کل تست </w:t>
-      </w:r>
-      <w:r>
-        <w:rPr>
-          <w:rFonts w:cstheme="minorHAnsi" w:hint="cs"/>
-          <w:sz w:val="24"/>
-          <w:szCs w:val="24"/>
-          <w:rtl/>
-          <w:lang w:bidi="fa-IR"/>
-        </w:rPr>
-        <w:t xml:space="preserve">یک استثنا پرتاب می‌کند اما مشخص نیست که دقیقا کدام بخش از کد آن را پرتاب کرده است. </w:t>
-      </w:r>
-      <w:r>
-        <w:rPr>
-          <w:rFonts w:cstheme="minorHAnsi"/>
-          <w:sz w:val="24"/>
-          <w:szCs w:val="24"/>
-          <w:rtl/>
-          <w:lang w:bidi="fa-IR"/>
-        </w:rPr>
-        <w:t>این باعث می‌شود اگر استثنا در جایی غیرمنتظره از کد رخ دهد، تست همچنان موفق باشد، در حالی که باید شکست می‌خورد</w:t>
-      </w:r>
-      <w:r>
-        <w:rPr>
-          <w:rFonts w:cstheme="minorHAnsi"/>
-          <w:sz w:val="24"/>
-          <w:szCs w:val="24"/>
-          <w:lang w:bidi="fa-IR"/>
-        </w:rPr>
-        <w:t>.</w:t>
-      </w:r>
-      <w:r>
-        <w:rPr>
-          <w:rFonts w:cstheme="minorHAnsi" w:hint="cs"/>
-          <w:sz w:val="24"/>
-          <w:szCs w:val="24"/>
-          <w:rtl/>
-          <w:lang w:bidi="fa-IR"/>
-        </w:rPr>
-        <w:t xml:space="preserve"> همچنین در استفاده از </w:t>
-      </w:r>
-      <w:r>
-        <w:rPr>
-          <w:rFonts w:cstheme="minorHAnsi"/>
-          <w:sz w:val="24"/>
-          <w:szCs w:val="24"/>
-          <w:lang w:bidi="fa-IR"/>
-        </w:rPr>
-        <w:t>expects Exception</w:t>
-      </w:r>
-      <w:r>
-        <w:rPr>
-          <w:rFonts w:cstheme="minorHAnsi" w:hint="cs"/>
-          <w:sz w:val="24"/>
-          <w:szCs w:val="24"/>
-          <w:rtl/>
-          <w:lang w:bidi="fa-IR"/>
-        </w:rPr>
-        <w:t xml:space="preserve"> نوع دقیق استثنای مورد انتظار مشخص نیست. کد جایگزین به این شکل است:</w:t>
+        <w:t xml:space="preserve">ب) </w:t>
+      </w:r>
+      <w:r>
+        <w:rPr>
+          <w:rFonts w:cstheme="minorHAnsi"/>
+          <w:sz w:val="24"/>
+          <w:szCs w:val="24"/>
+          <w:rtl/>
+          <w:lang w:bidi="fa-IR"/>
+        </w:rPr>
+        <w:t>در این کد از یک شی</w:t>
+      </w:r>
+      <w:r>
+        <w:rPr>
+          <w:rFonts w:cstheme="minorHAnsi"/>
+          <w:sz w:val="24"/>
+          <w:szCs w:val="24"/>
+          <w:lang w:bidi="fa-IR"/>
+        </w:rPr>
+        <w:t xml:space="preserve"> </w:t>
+      </w:r>
+      <w:r>
+        <w:rPr>
+          <w:rFonts w:cstheme="minorHAnsi"/>
+          <w:sz w:val="24"/>
+          <w:szCs w:val="24"/>
+          <w:lang w:bidi="fa-IR"/>
+        </w:rPr>
+        <w:t xml:space="preserve">Calculator </w:t>
+      </w:r>
+      <w:r>
+        <w:rPr>
+          <w:rFonts w:cstheme="minorHAnsi"/>
+          <w:sz w:val="24"/>
+          <w:szCs w:val="24"/>
+          <w:rtl/>
+          <w:lang w:bidi="fa-IR"/>
+        </w:rPr>
+        <w:t xml:space="preserve">ثابت برای چند تست استفاده شده است که ممکن است باعث مشکلاتی در تست‌های متوالی شود (به علت وضعیت تغییر کرده شی). برای حل این مشکل باید در هر تست یک شی جدید ایجاد شود یا </w:t>
+      </w:r>
+      <w:r>
+        <w:rPr>
+          <w:rFonts w:cstheme="minorHAnsi" w:hint="cs"/>
+          <w:sz w:val="24"/>
+          <w:szCs w:val="24"/>
+          <w:rtl/>
+          <w:lang w:bidi="fa-IR"/>
+        </w:rPr>
+        <w:t xml:space="preserve">وضعیت شی </w:t>
+      </w:r>
+      <w:r>
+        <w:rPr>
+          <w:rFonts w:cstheme="minorHAnsi"/>
+          <w:sz w:val="24"/>
+          <w:szCs w:val="24"/>
+          <w:lang w:bidi="fa-IR"/>
+        </w:rPr>
+        <w:t>reset</w:t>
+      </w:r>
+      <w:r>
+        <w:rPr>
+          <w:rFonts w:cstheme="minorHAnsi" w:hint="cs"/>
+          <w:sz w:val="24"/>
+          <w:szCs w:val="24"/>
+          <w:rtl/>
+          <w:lang w:bidi="fa-IR"/>
+        </w:rPr>
+        <w:t xml:space="preserve"> شود یا از متد </w:t>
+      </w:r>
+      <w:r>
+        <w:rPr>
+          <w:rFonts w:cstheme="minorHAnsi"/>
+          <w:sz w:val="24"/>
+          <w:szCs w:val="24"/>
+          <w:lang w:bidi="fa-IR"/>
+        </w:rPr>
+        <w:t>beforeach</w:t>
+      </w:r>
+      <w:r>
+        <w:rPr>
+          <w:rFonts w:cstheme="minorHAnsi" w:hint="cs"/>
+          <w:sz w:val="24"/>
+          <w:szCs w:val="24"/>
+          <w:rtl/>
+          <w:lang w:bidi="fa-IR"/>
+        </w:rPr>
+        <w:t xml:space="preserve"> استفاده شود:</w:t>
       </w:r>
     </w:p>
     <w:p>
       <w:pPr>
         <w:spacing w:after="0" w:line="240" w:lineRule="auto"/>
         <w:rPr>
+          <w:rStyle w:val="hljs-variable"/>
           <w:rFonts w:ascii="American Typewriter" w:hAnsi="American Typewriter"/>
         </w:rPr>
       </w:pPr>
       <w:r>
         <w:rPr>
-          <w:rStyle w:val="hljs-meta"/>
-          <w:rFonts w:ascii="American Typewriter" w:hAnsi="American Typewriter"/>
-        </w:rPr>
-        <w:t>@Test</w:t>
-      </w:r>
-    </w:p>
-    <w:p>
-      <w:pPr>
-        <w:spacing w:after="0" w:line="240" w:lineRule="auto"/>
-        <w:rPr>
-          <w:rFonts w:ascii="American Typewriter" w:hAnsi="American Typewriter"/>
-        </w:rPr>
-      </w:pPr>
-      <w:r>
-        <w:rPr>
-          <w:rStyle w:val="hljs-keyword"/>
-          <w:rFonts w:ascii="American Typewriter" w:hAnsi="American Typewriter"/>
-        </w:rPr>
-        <w:t>void</w:t>
-      </w:r>
-      <w:r>
-        <w:rPr>
-          <w:rFonts w:ascii="American Typewriter" w:hAnsi="American Typewriter"/>
-        </w:rPr>
-        <w:t xml:space="preserve"> </w:t>
-      </w:r>
-      <w:proofErr w:type="gramStart"/>
-      <w:r>
-        <w:rPr>
-          <w:rStyle w:val="hljs-title"/>
-          <w:rFonts w:ascii="American Typewriter" w:hAnsi="American Typewriter"/>
-        </w:rPr>
-        <w:t>testB</w:t>
-      </w:r>
-      <w:r>
-        <w:rPr>
-          <w:rStyle w:val="hljs-params"/>
-          <w:rFonts w:ascii="American Typewriter" w:hAnsi="American Typewriter"/>
-        </w:rPr>
-        <w:t>(</w:t>
-      </w:r>
-      <w:proofErr w:type="gramEnd"/>
-      <w:r>
-        <w:rPr>
-          <w:rStyle w:val="hljs-params"/>
-          <w:rFonts w:ascii="American Typewriter" w:hAnsi="American Typewriter"/>
-        </w:rPr>
-        <w:t>)</w:t>
-      </w:r>
-      <w:r>
-        <w:rPr>
-          <w:rFonts w:ascii="American Typewriter" w:hAnsi="American Typewriter"/>
-        </w:rPr>
-        <w:t xml:space="preserve"> { </w:t>
+          <w:rStyle w:val="hljs-variable"/>
+          <w:rFonts w:ascii="American Typewriter" w:hAnsi="American Typewriter"/>
+        </w:rPr>
+        <w:lastRenderedPageBreak/>
+        <w:t>class CalculatorTest {</w:t>
       </w:r>
     </w:p>
     <w:p>
@@ -2262,60 +2842,16 @@
         <w:spacing w:after="0" w:line="240" w:lineRule="auto"/>
         <w:ind w:firstLine="720"/>
         <w:rPr>
+          <w:rStyle w:val="hljs-variable"/>
           <w:rFonts w:ascii="American Typewriter" w:hAnsi="American Typewriter"/>
         </w:rPr>
       </w:pPr>
       <w:r>
         <w:rPr>
-          <w:rStyle w:val="hljs-type"/>
-          <w:rFonts w:ascii="American Typewriter" w:hAnsi="American Typewriter"/>
-        </w:rPr>
-        <w:t>int</w:t>
-      </w:r>
-      <w:r>
-        <w:rPr>
-          <w:rFonts w:ascii="American Typewriter" w:hAnsi="American Typewriter"/>
-        </w:rPr>
-        <w:t xml:space="preserve"> </w:t>
-      </w:r>
-      <w:r>
-        <w:rPr>
-          <w:rStyle w:val="hljs-variable"/>
-          <w:rFonts w:ascii="American Typewriter" w:hAnsi="American Typewriter"/>
-        </w:rPr>
-        <w:t>badInput</w:t>
-      </w:r>
-      <w:r>
-        <w:rPr>
-          <w:rFonts w:ascii="American Typewriter" w:hAnsi="American Typewriter"/>
-        </w:rPr>
-        <w:t xml:space="preserve"> </w:t>
-      </w:r>
-      <w:r>
-        <w:rPr>
-          <w:rStyle w:val="hljs-operator"/>
-          <w:rFonts w:ascii="American Typewriter" w:hAnsi="American Typewriter"/>
-        </w:rPr>
-        <w:t>=</w:t>
-      </w:r>
-      <w:r>
-        <w:rPr>
-          <w:rFonts w:ascii="American Typewriter" w:hAnsi="American Typewriter"/>
-        </w:rPr>
-        <w:t xml:space="preserve"> </w:t>
-      </w:r>
-      <w:r>
-        <w:rPr>
-          <w:rStyle w:val="hljs-number"/>
-          <w:rFonts w:ascii="American Typewriter" w:hAnsi="American Typewriter"/>
-        </w:rPr>
-        <w:t>0</w:t>
-      </w:r>
-      <w:r>
-        <w:rPr>
-          <w:rFonts w:ascii="American Typewriter" w:hAnsi="American Typewriter"/>
-        </w:rPr>
-        <w:t xml:space="preserve">; </w:t>
+          <w:rStyle w:val="hljs-variable"/>
+          <w:rFonts w:ascii="American Typewriter" w:hAnsi="American Typewriter"/>
+        </w:rPr>
+        <w:t>private Calculator fixture;</w:t>
       </w:r>
     </w:p>
     <w:p>
@@ -2323,63 +2859,16 @@
         <w:spacing w:after="0" w:line="240" w:lineRule="auto"/>
         <w:ind w:firstLine="720"/>
         <w:rPr>
+          <w:rStyle w:val="hljs-variable"/>
           <w:rFonts w:ascii="American Typewriter" w:hAnsi="American Typewriter"/>
         </w:rPr>
       </w:pPr>
       <w:r>
         <w:rPr>
-          <w:rFonts w:ascii="American Typewriter" w:hAnsi="American Typewriter"/>
-        </w:rPr>
-        <w:t xml:space="preserve">Assertions.assertThrows(IllegalArgumentException.class, () -&gt; { </w:t>
-      </w:r>
-    </w:p>
-    <w:p>
-      <w:pPr>
-        <w:spacing w:after="0" w:line="240" w:lineRule="auto"/>
-        <w:ind w:left="720" w:firstLine="720"/>
-        <w:rPr>
-          <w:rFonts w:ascii="American Typewriter" w:hAnsi="American Typewriter"/>
-        </w:rPr>
-      </w:pPr>
-      <w:r>
-        <w:rPr>
-          <w:rStyle w:val="hljs-keyword"/>
-          <w:rFonts w:ascii="American Typewriter" w:hAnsi="American Typewriter"/>
-        </w:rPr>
-        <w:t>new</w:t>
-      </w:r>
-      <w:r>
-        <w:rPr>
-          <w:rFonts w:ascii="American Typewriter" w:hAnsi="American Typewriter"/>
-        </w:rPr>
-        <w:t xml:space="preserve"> </w:t>
-      </w:r>
-      <w:r>
-        <w:rPr>
-          <w:rStyle w:val="hljs-title"/>
-          <w:rFonts w:ascii="American Typewriter" w:hAnsi="American Typewriter"/>
-        </w:rPr>
-        <w:t>AnotherClass</w:t>
-      </w:r>
-      <w:r>
-        <w:rPr>
-          <w:rFonts w:ascii="American Typewriter" w:hAnsi="American Typewriter"/>
-        </w:rPr>
-        <w:t>(</w:t>
-      </w:r>
-      <w:proofErr w:type="gramStart"/>
-      <w:r>
-        <w:rPr>
-          <w:rFonts w:ascii="American Typewriter" w:hAnsi="American Typewriter"/>
-        </w:rPr>
-        <w:t>).process</w:t>
-      </w:r>
-      <w:proofErr w:type="gramEnd"/>
-      <w:r>
-        <w:rPr>
-          <w:rFonts w:ascii="American Typewriter" w:hAnsi="American Typewriter"/>
-        </w:rPr>
-        <w:t xml:space="preserve">(badInput); </w:t>
+          <w:rStyle w:val="hljs-variable"/>
+          <w:rFonts w:ascii="American Typewriter" w:hAnsi="American Typewriter"/>
+        </w:rPr>
+        <w:t>@BeforeEach</w:t>
       </w:r>
     </w:p>
     <w:p>
@@ -2387,165 +2876,32 @@
         <w:spacing w:after="0" w:line="240" w:lineRule="auto"/>
         <w:ind w:firstLine="720"/>
         <w:rPr>
+          <w:rStyle w:val="hljs-variable"/>
           <w:rFonts w:ascii="American Typewriter" w:hAnsi="American Typewriter"/>
         </w:rPr>
       </w:pPr>
       <w:r>
         <w:rPr>
-          <w:rFonts w:ascii="American Typewriter" w:hAnsi="American Typewriter"/>
-        </w:rPr>
-        <w:t xml:space="preserve">}); </w:t>
-      </w:r>
-    </w:p>
-    <w:p>
-      <w:pPr>
-        <w:spacing w:after="0" w:line="240" w:lineRule="auto"/>
-        <w:rPr>
-          <w:rFonts w:ascii="American Typewriter" w:hAnsi="American Typewriter"/>
-        </w:rPr>
-      </w:pPr>
-      <w:r>
-        <w:rPr>
-          <w:rFonts w:ascii="American Typewriter" w:hAnsi="American Typewriter"/>
-        </w:rPr>
-        <w:t>}</w:t>
-      </w:r>
-    </w:p>
-    <w:p>
-      <w:pPr>
-        <w:bidi/>
-        <w:rPr>
-          <w:rFonts w:ascii="American Typewriter" w:hAnsi="American Typewriter" w:cstheme="minorHAnsi"/>
-          <w:sz w:val="24"/>
-          <w:szCs w:val="24"/>
-          <w:rtl/>
-          <w:lang w:bidi="fa-IR"/>
-        </w:rPr>
-      </w:pPr>
-    </w:p>
-    <w:p>
-      <w:pPr>
-        <w:bidi/>
-        <w:jc w:val="both"/>
-        <w:rPr>
-          <w:rStyle w:val="hljs-variable"/>
-          <w:rFonts w:cstheme="minorHAnsi"/>
-          <w:sz w:val="24"/>
-          <w:szCs w:val="24"/>
-          <w:lang w:bidi="fa-IR"/>
-        </w:rPr>
-      </w:pPr>
-      <w:r>
-        <w:rPr>
-          <w:rFonts w:cstheme="minorHAnsi" w:hint="cs"/>
-          <w:sz w:val="24"/>
-          <w:szCs w:val="24"/>
-          <w:rtl/>
-          <w:lang w:bidi="fa-IR"/>
-        </w:rPr>
-        <w:t xml:space="preserve">ب) </w:t>
-      </w:r>
-      <w:r>
-        <w:rPr>
-          <w:rFonts w:cstheme="minorHAnsi"/>
-          <w:sz w:val="24"/>
-          <w:szCs w:val="24"/>
-          <w:rtl/>
-          <w:lang w:bidi="fa-IR"/>
-        </w:rPr>
-        <w:t>در این کد از یک شی</w:t>
-      </w:r>
-      <w:r>
-        <w:rPr>
-          <w:rFonts w:cstheme="minorHAnsi"/>
-          <w:sz w:val="24"/>
-          <w:szCs w:val="24"/>
-          <w:lang w:bidi="fa-IR"/>
-        </w:rPr>
-        <w:t xml:space="preserve"> </w:t>
-      </w:r>
-      <w:r>
-        <w:rPr>
-          <w:rFonts w:cstheme="minorHAnsi"/>
-          <w:sz w:val="24"/>
-          <w:szCs w:val="24"/>
-          <w:lang w:bidi="fa-IR"/>
-        </w:rPr>
-        <w:t xml:space="preserve">Calculator </w:t>
-      </w:r>
-      <w:r>
-        <w:rPr>
-          <w:rFonts w:cstheme="minorHAnsi"/>
-          <w:sz w:val="24"/>
-          <w:szCs w:val="24"/>
-          <w:rtl/>
-          <w:lang w:bidi="fa-IR"/>
-        </w:rPr>
-        <w:t xml:space="preserve">ثابت برای چند تست استفاده شده است که ممکن است باعث مشکلاتی در تست‌های متوالی شود (به علت وضعیت تغییر کرده شی). برای حل این مشکل باید در هر تست یک شی جدید ایجاد شود یا </w:t>
-      </w:r>
-      <w:r>
-        <w:rPr>
-          <w:rFonts w:cstheme="minorHAnsi" w:hint="cs"/>
-          <w:sz w:val="24"/>
-          <w:szCs w:val="24"/>
-          <w:rtl/>
-          <w:lang w:bidi="fa-IR"/>
-        </w:rPr>
-        <w:t xml:space="preserve">وضعیت شی </w:t>
-      </w:r>
-      <w:r>
-        <w:rPr>
-          <w:rFonts w:cstheme="minorHAnsi"/>
-          <w:sz w:val="24"/>
-          <w:szCs w:val="24"/>
-          <w:lang w:bidi="fa-IR"/>
-        </w:rPr>
-        <w:t>reset</w:t>
-      </w:r>
-      <w:r>
-        <w:rPr>
-          <w:rFonts w:cstheme="minorHAnsi" w:hint="cs"/>
-          <w:sz w:val="24"/>
-          <w:szCs w:val="24"/>
-          <w:rtl/>
-          <w:lang w:bidi="fa-IR"/>
-        </w:rPr>
-        <w:t xml:space="preserve"> شود یا از متد </w:t>
-      </w:r>
-      <w:r>
-        <w:rPr>
-          <w:rFonts w:cstheme="minorHAnsi"/>
-          <w:sz w:val="24"/>
-          <w:szCs w:val="24"/>
-          <w:lang w:bidi="fa-IR"/>
-        </w:rPr>
-        <w:t>beforeach</w:t>
-      </w:r>
-      <w:r>
-        <w:rPr>
-          <w:rFonts w:cstheme="minorHAnsi" w:hint="cs"/>
-          <w:sz w:val="24"/>
-          <w:szCs w:val="24"/>
-          <w:rtl/>
-          <w:lang w:bidi="fa-IR"/>
-        </w:rPr>
-        <w:t xml:space="preserve"> استفاده شود:</w:t>
-      </w:r>
-    </w:p>
-    <w:p>
-      <w:pPr>
-        <w:spacing w:after="0" w:line="240" w:lineRule="auto"/>
-        <w:rPr>
-          <w:rStyle w:val="hljs-variable"/>
-          <w:rFonts w:ascii="American Typewriter" w:hAnsi="American Typewriter"/>
-        </w:rPr>
-      </w:pPr>
-      <w:r>
-        <w:rPr>
-          <w:rStyle w:val="hljs-variable"/>
-          <w:rFonts w:ascii="American Typewriter" w:hAnsi="American Typewriter"/>
-        </w:rPr>
-        <w:t>class CalculatorTest {</w:t>
+          <w:rStyle w:val="hljs-variable"/>
+          <w:rFonts w:ascii="American Typewriter" w:hAnsi="American Typewriter"/>
+        </w:rPr>
+        <w:t xml:space="preserve">void </w:t>
+      </w:r>
+      <w:proofErr w:type="gramStart"/>
+      <w:r>
+        <w:rPr>
+          <w:rStyle w:val="hljs-variable"/>
+          <w:rFonts w:ascii="American Typewriter" w:hAnsi="American Typewriter"/>
+        </w:rPr>
+        <w:t>setUp(</w:t>
+      </w:r>
+      <w:proofErr w:type="gramEnd"/>
+      <w:r>
+        <w:rPr>
+          <w:rStyle w:val="hljs-variable"/>
+          <w:rFonts w:ascii="American Typewriter" w:hAnsi="American Typewriter"/>
+        </w:rPr>
+        <w:t>) {</w:t>
       </w:r>
     </w:p>
     <w:p>
@@ -2562,7 +2918,14 @@
           <w:rStyle w:val="hljs-variable"/>
           <w:rFonts w:ascii="American Typewriter" w:hAnsi="American Typewriter"/>
         </w:rPr>
-        <w:t>private Calculator fixture;</w:t>
+        <w:t xml:space="preserve">        </w:t>
+      </w:r>
+      <w:r>
+        <w:rPr>
+          <w:rStyle w:val="hljs-variable"/>
+          <w:rFonts w:ascii="American Typewriter" w:hAnsi="American Typewriter"/>
+        </w:rPr>
+        <w:t>fixture = Calculator.getInstance();</w:t>
       </w:r>
     </w:p>
     <w:p>
@@ -2579,81 +2942,6 @@
           <w:rStyle w:val="hljs-variable"/>
           <w:rFonts w:ascii="American Typewriter" w:hAnsi="American Typewriter"/>
         </w:rPr>
-        <w:t>@BeforeEach</w:t>
-      </w:r>
-    </w:p>
-    <w:p>
-      <w:pPr>
-        <w:spacing w:after="0" w:line="240" w:lineRule="auto"/>
-        <w:ind w:firstLine="720"/>
-        <w:rPr>
-          <w:rStyle w:val="hljs-variable"/>
-          <w:rFonts w:ascii="American Typewriter" w:hAnsi="American Typewriter"/>
-        </w:rPr>
-      </w:pPr>
-      <w:r>
-        <w:rPr>
-          <w:rStyle w:val="hljs-variable"/>
-          <w:rFonts w:ascii="American Typewriter" w:hAnsi="American Typewriter"/>
-        </w:rPr>
-        <w:t xml:space="preserve">void </w:t>
-      </w:r>
-      <w:proofErr w:type="gramStart"/>
-      <w:r>
-        <w:rPr>
-          <w:rStyle w:val="hljs-variable"/>
-          <w:rFonts w:ascii="American Typewriter" w:hAnsi="American Typewriter"/>
-        </w:rPr>
-        <w:t>setUp(</w:t>
-      </w:r>
-      <w:proofErr w:type="gramEnd"/>
-      <w:r>
-        <w:rPr>
-          <w:rStyle w:val="hljs-variable"/>
-          <w:rFonts w:ascii="American Typewriter" w:hAnsi="American Typewriter"/>
-        </w:rPr>
-        <w:t>) {</w:t>
-      </w:r>
-    </w:p>
-    <w:p>
-      <w:pPr>
-        <w:spacing w:after="0" w:line="240" w:lineRule="auto"/>
-        <w:ind w:firstLine="720"/>
-        <w:rPr>
-          <w:rStyle w:val="hljs-variable"/>
-          <w:rFonts w:ascii="American Typewriter" w:hAnsi="American Typewriter"/>
-        </w:rPr>
-      </w:pPr>
-      <w:r>
-        <w:rPr>
-          <w:rStyle w:val="hljs-variable"/>
-          <w:rFonts w:ascii="American Typewriter" w:hAnsi="American Typewriter"/>
-        </w:rPr>
-        <w:t xml:space="preserve">        </w:t>
-      </w:r>
-      <w:r>
-        <w:rPr>
-          <w:rStyle w:val="hljs-variable"/>
-          <w:rFonts w:ascii="American Typewriter" w:hAnsi="American Typewriter"/>
-        </w:rPr>
-        <w:t>fixture = Calculator.getInstance();</w:t>
-      </w:r>
-    </w:p>
-    <w:p>
-      <w:pPr>
-        <w:spacing w:after="0" w:line="240" w:lineRule="auto"/>
-        <w:ind w:firstLine="720"/>
-        <w:rPr>
-          <w:rStyle w:val="hljs-variable"/>
-          <w:rFonts w:ascii="American Typewriter" w:hAnsi="American Typewriter"/>
-        </w:rPr>
-      </w:pPr>
-      <w:r>
-        <w:rPr>
-          <w:rStyle w:val="hljs-variable"/>
-          <w:rFonts w:ascii="American Typewriter" w:hAnsi="American Typewriter"/>
-        </w:rPr>
-        <w:lastRenderedPageBreak/>
         <w:t xml:space="preserve">        </w:t>
       </w:r>
       <w:proofErr w:type="gramStart"/>
@@ -3005,6 +3293,12 @@
     <w:sectPr>
       <w:pgSz w:w="11906" w:h="16838"/>
       <w:pgMar w:top="1440" w:right="1440" w:bottom="1440" w:left="1440" w:header="709" w:footer="709" w:gutter="0"/>
+      <w:pgBorders w:offsetFrom="page">
+        <w:top w:val="single" w:sz="4" w:space="24" w:color="auto"/>
+        <w:left w:val="single" w:sz="4" w:space="24" w:color="auto"/>
+        <w:bottom w:val="single" w:sz="4" w:space="24" w:color="auto"/>
+        <w:right w:val="single" w:sz="4" w:space="24" w:color="auto"/>
+      </w:pgBorders>
       <w:cols w:space="708"/>
       <w:docGrid w:linePitch="360"/>
     </w:sectPr>
